--- a/docs/Revision1/Highlights.docx
+++ b/docs/Revision1/Highlights.docx
@@ -36,13 +36,14 @@
         <w:t>Highlights</w:t>
       </w:r>
     </w:p>
+    <w:bookmarkEnd w:id="0"/>
     <w:p>
       <w:pPr>
+        <w:pStyle w:val="ListParagraph"/>
         <w:numPr>
           <w:ilvl w:val="0"/>
-          <w:numId w:val="1"/>
+          <w:numId w:val="2"/>
         </w:numPr>
-        <w:spacing w:before="36" w:after="36" w:line="360" w:lineRule="auto"/>
         <w:rPr>
           <w:rFonts w:ascii="Times New Roman" w:eastAsia="Cambria" w:hAnsi="Times New Roman" w:cs="Times New Roman"/>
           <w:kern w:val="0"/>
@@ -57,23 +58,9 @@
           <w:lang w:val="en-US"/>
           <w14:ligatures w14:val="none"/>
         </w:rPr>
-        <w:t>Recent advances in climate and ecological modelling are converging to enable a predictive understanding of how extreme heat affects ecological communities.</w:t>
+        <w:t xml:space="preserve">Heatwaves drive complex biological responses, yet because existing models rarely integrate the direct and indirect effects of heat across scales, our capacity to capture the dynamic </w:t>
       </w:r>
-    </w:p>
-    <w:p>
-      <w:pPr>
-        <w:numPr>
-          <w:ilvl w:val="0"/>
-          <w:numId w:val="1"/>
-        </w:numPr>
-        <w:spacing w:before="36" w:after="36" w:line="360" w:lineRule="auto"/>
-        <w:rPr>
-          <w:rFonts w:ascii="Times New Roman" w:eastAsia="Cambria" w:hAnsi="Times New Roman" w:cs="Times New Roman"/>
-          <w:kern w:val="0"/>
-          <w:lang w:val="en-US"/>
-          <w14:ligatures w14:val="none"/>
-        </w:rPr>
-      </w:pPr>
+      <w:proofErr w:type="gramStart"/>
       <w:r>
         <w:rPr>
           <w:rFonts w:ascii="Times New Roman" w:eastAsia="Cambria" w:hAnsi="Times New Roman" w:cs="Times New Roman"/>
@@ -81,23 +68,9 @@
           <w:lang w:val="en-US"/>
           <w14:ligatures w14:val="none"/>
         </w:rPr>
-        <w:t>Heatwaves increasingly drive complex biological responses, yet existing models rarely integrate the direct and indirect effects of heat across scales.</w:t>
+        <w:t>feedbacks</w:t>
       </w:r>
-    </w:p>
-    <w:p>
-      <w:pPr>
-        <w:numPr>
-          <w:ilvl w:val="0"/>
-          <w:numId w:val="1"/>
-        </w:numPr>
-        <w:spacing w:before="36" w:after="36" w:line="360" w:lineRule="auto"/>
-        <w:rPr>
-          <w:rFonts w:ascii="Times New Roman" w:eastAsia="Cambria" w:hAnsi="Times New Roman" w:cs="Times New Roman"/>
-          <w:kern w:val="0"/>
-          <w:lang w:val="en-US"/>
-          <w14:ligatures w14:val="none"/>
-        </w:rPr>
-      </w:pPr>
+      <w:proofErr w:type="gramEnd"/>
       <w:r>
         <w:rPr>
           <w:rFonts w:ascii="Times New Roman" w:eastAsia="Cambria" w:hAnsi="Times New Roman" w:cs="Times New Roman"/>
@@ -105,16 +78,16 @@
           <w:lang w:val="en-US"/>
           <w14:ligatures w14:val="none"/>
         </w:rPr>
-        <w:t>Mechanistic biophysical and physiological models now allow estimation of thermal exposure, damage, and repair at the individual level. These outputs can be used to predict population and community dynamics, enabling species-specific and community wide forecasting under climate extremes.</w:t>
+        <w:t xml:space="preserve"> and interactions between species that drive population and community scale responses has been limited.</w:t>
       </w:r>
     </w:p>
     <w:p>
       <w:pPr>
+        <w:pStyle w:val="ListParagraph"/>
         <w:numPr>
           <w:ilvl w:val="0"/>
-          <w:numId w:val="1"/>
+          <w:numId w:val="2"/>
         </w:numPr>
-        <w:spacing w:before="36" w:after="36" w:line="360" w:lineRule="auto"/>
         <w:rPr>
           <w:rFonts w:ascii="Times New Roman" w:eastAsia="Cambria" w:hAnsi="Times New Roman" w:cs="Times New Roman"/>
           <w:kern w:val="0"/>
@@ -129,11 +102,107 @@
           <w:lang w:val="en-US"/>
           <w14:ligatures w14:val="none"/>
         </w:rPr>
-        <w:t>A systems-modelling framework offers a more calculated understanding of the impacts that extreme heat will have on organisms, populations, and communities along with how to mitigate these impacts to preserve diverse systems now and into the future</w:t>
+        <w:t>A systems-thinking approach accommodates the multifaceted nature of extreme heat, enabling integration of climate, biophysical, physiological, population and community ecology models.</w:t>
       </w:r>
     </w:p>
-    <w:bookmarkEnd w:id="0"/>
-    <w:p/>
+    <w:p>
+      <w:pPr>
+        <w:pStyle w:val="ListParagraph"/>
+        <w:numPr>
+          <w:ilvl w:val="0"/>
+          <w:numId w:val="2"/>
+        </w:numPr>
+        <w:rPr>
+          <w:rFonts w:ascii="Times New Roman" w:eastAsia="Cambria" w:hAnsi="Times New Roman" w:cs="Times New Roman"/>
+          <w:kern w:val="0"/>
+          <w:lang w:val="en-US"/>
+          <w14:ligatures w14:val="none"/>
+        </w:rPr>
+      </w:pPr>
+      <w:r>
+        <w:rPr>
+          <w:rFonts w:ascii="Times New Roman" w:eastAsia="Cambria" w:hAnsi="Times New Roman" w:cs="Times New Roman"/>
+          <w:kern w:val="0"/>
+          <w:lang w:val="en-US"/>
+          <w14:ligatures w14:val="none"/>
+        </w:rPr>
+        <w:t xml:space="preserve">By leveraging increasing capacity to estimate thermal exposure, damage, and repair at the individual level </w:t>
+      </w:r>
+      <w:r>
+        <w:rPr>
+          <w:rFonts w:ascii="Times New Roman" w:eastAsia="Cambria" w:hAnsi="Times New Roman" w:cs="Times New Roman"/>
+          <w:kern w:val="0"/>
+          <w:lang w:val="en-US"/>
+          <w14:ligatures w14:val="none"/>
+        </w:rPr>
+        <w:t xml:space="preserve">a </w:t>
+      </w:r>
+      <w:r>
+        <w:rPr>
+          <w:rFonts w:ascii="Times New Roman" w:eastAsia="Cambria" w:hAnsi="Times New Roman" w:cs="Times New Roman"/>
+          <w:kern w:val="0"/>
+          <w:lang w:val="en-US"/>
+          <w14:ligatures w14:val="none"/>
+        </w:rPr>
+        <w:t>systems-model</w:t>
+      </w:r>
+      <w:r>
+        <w:rPr>
+          <w:rFonts w:ascii="Times New Roman" w:eastAsia="Cambria" w:hAnsi="Times New Roman" w:cs="Times New Roman"/>
+          <w:kern w:val="0"/>
+          <w:lang w:val="en-US"/>
+          <w14:ligatures w14:val="none"/>
+        </w:rPr>
+        <w:t xml:space="preserve"> approach</w:t>
+      </w:r>
+      <w:r>
+        <w:rPr>
+          <w:rFonts w:ascii="Times New Roman" w:eastAsia="Cambria" w:hAnsi="Times New Roman" w:cs="Times New Roman"/>
+          <w:kern w:val="0"/>
+          <w:lang w:val="en-US"/>
+          <w14:ligatures w14:val="none"/>
+        </w:rPr>
+        <w:t xml:space="preserve"> can predict population and community dynamics, enabling forecasting across scales.</w:t>
+      </w:r>
+    </w:p>
+    <w:p>
+      <w:pPr>
+        <w:pStyle w:val="ListParagraph"/>
+        <w:numPr>
+          <w:ilvl w:val="0"/>
+          <w:numId w:val="2"/>
+        </w:numPr>
+      </w:pPr>
+      <w:r>
+        <w:rPr>
+          <w:rFonts w:ascii="Times New Roman" w:eastAsia="Cambria" w:hAnsi="Times New Roman" w:cs="Times New Roman"/>
+          <w:kern w:val="0"/>
+          <w:lang w:val="en-US"/>
+          <w14:ligatures w14:val="none"/>
+        </w:rPr>
+        <w:t xml:space="preserve">We illustrate how the opportunities provided by a systems-modelling approach will rapidly advance our understanding of the impacts of extreme heat and thus </w:t>
+      </w:r>
+      <w:proofErr w:type="spellStart"/>
+      <w:r>
+        <w:rPr>
+          <w:rFonts w:ascii="Times New Roman" w:eastAsia="Cambria" w:hAnsi="Times New Roman" w:cs="Times New Roman"/>
+          <w:kern w:val="0"/>
+          <w:lang w:val="en-US"/>
+          <w14:ligatures w14:val="none"/>
+        </w:rPr>
+        <w:t>catalyse</w:t>
+      </w:r>
+      <w:proofErr w:type="spellEnd"/>
+      <w:r>
+        <w:rPr>
+          <w:rFonts w:ascii="Times New Roman" w:eastAsia="Cambria" w:hAnsi="Times New Roman" w:cs="Times New Roman"/>
+          <w:kern w:val="0"/>
+          <w:lang w:val="en-US"/>
+          <w14:ligatures w14:val="none"/>
+        </w:rPr>
+        <w:t xml:space="preserve"> new potential to mitigate these impacts.</w:t>
+      </w:r>
+    </w:p>
     <w:sectPr>
       <w:pgSz w:w="11900" w:h="16840"/>
       <w:pgMar w:top="1440" w:right="1440" w:bottom="1440" w:left="1440" w:header="708" w:footer="708" w:gutter="0"/>
@@ -250,8 +319,124 @@
       </w:rPr>
     </w:lvl>
   </w:abstractNum>
+  <w:abstractNum w:abstractNumId="1" w15:restartNumberingAfterBreak="0">
+    <w:nsid w:val="21474869"/>
+    <w:multiLevelType w:val="hybridMultilevel"/>
+    <w:tmpl w:val="5478FAB2"/>
+    <w:lvl w:ilvl="0" w:tplc="08090001">
+      <w:start w:val="1"/>
+      <w:numFmt w:val="bullet"/>
+      <w:lvlText w:val=""/>
+      <w:lvlJc w:val="left"/>
+      <w:pPr>
+        <w:ind w:left="720" w:hanging="360"/>
+      </w:pPr>
+      <w:rPr>
+        <w:rFonts w:ascii="Symbol" w:hAnsi="Symbol" w:hint="default"/>
+      </w:rPr>
+    </w:lvl>
+    <w:lvl w:ilvl="1" w:tplc="08090003" w:tentative="1">
+      <w:start w:val="1"/>
+      <w:numFmt w:val="bullet"/>
+      <w:lvlText w:val="o"/>
+      <w:lvlJc w:val="left"/>
+      <w:pPr>
+        <w:ind w:left="1440" w:hanging="360"/>
+      </w:pPr>
+      <w:rPr>
+        <w:rFonts w:ascii="Courier New" w:hAnsi="Courier New" w:cs="Courier New" w:hint="default"/>
+      </w:rPr>
+    </w:lvl>
+    <w:lvl w:ilvl="2" w:tplc="08090005" w:tentative="1">
+      <w:start w:val="1"/>
+      <w:numFmt w:val="bullet"/>
+      <w:lvlText w:val=""/>
+      <w:lvlJc w:val="left"/>
+      <w:pPr>
+        <w:ind w:left="2160" w:hanging="360"/>
+      </w:pPr>
+      <w:rPr>
+        <w:rFonts w:ascii="Wingdings" w:hAnsi="Wingdings" w:hint="default"/>
+      </w:rPr>
+    </w:lvl>
+    <w:lvl w:ilvl="3" w:tplc="08090001" w:tentative="1">
+      <w:start w:val="1"/>
+      <w:numFmt w:val="bullet"/>
+      <w:lvlText w:val=""/>
+      <w:lvlJc w:val="left"/>
+      <w:pPr>
+        <w:ind w:left="2880" w:hanging="360"/>
+      </w:pPr>
+      <w:rPr>
+        <w:rFonts w:ascii="Symbol" w:hAnsi="Symbol" w:hint="default"/>
+      </w:rPr>
+    </w:lvl>
+    <w:lvl w:ilvl="4" w:tplc="08090003" w:tentative="1">
+      <w:start w:val="1"/>
+      <w:numFmt w:val="bullet"/>
+      <w:lvlText w:val="o"/>
+      <w:lvlJc w:val="left"/>
+      <w:pPr>
+        <w:ind w:left="3600" w:hanging="360"/>
+      </w:pPr>
+      <w:rPr>
+        <w:rFonts w:ascii="Courier New" w:hAnsi="Courier New" w:cs="Courier New" w:hint="default"/>
+      </w:rPr>
+    </w:lvl>
+    <w:lvl w:ilvl="5" w:tplc="08090005" w:tentative="1">
+      <w:start w:val="1"/>
+      <w:numFmt w:val="bullet"/>
+      <w:lvlText w:val=""/>
+      <w:lvlJc w:val="left"/>
+      <w:pPr>
+        <w:ind w:left="4320" w:hanging="360"/>
+      </w:pPr>
+      <w:rPr>
+        <w:rFonts w:ascii="Wingdings" w:hAnsi="Wingdings" w:hint="default"/>
+      </w:rPr>
+    </w:lvl>
+    <w:lvl w:ilvl="6" w:tplc="08090001" w:tentative="1">
+      <w:start w:val="1"/>
+      <w:numFmt w:val="bullet"/>
+      <w:lvlText w:val=""/>
+      <w:lvlJc w:val="left"/>
+      <w:pPr>
+        <w:ind w:left="5040" w:hanging="360"/>
+      </w:pPr>
+      <w:rPr>
+        <w:rFonts w:ascii="Symbol" w:hAnsi="Symbol" w:hint="default"/>
+      </w:rPr>
+    </w:lvl>
+    <w:lvl w:ilvl="7" w:tplc="08090003" w:tentative="1">
+      <w:start w:val="1"/>
+      <w:numFmt w:val="bullet"/>
+      <w:lvlText w:val="o"/>
+      <w:lvlJc w:val="left"/>
+      <w:pPr>
+        <w:ind w:left="5760" w:hanging="360"/>
+      </w:pPr>
+      <w:rPr>
+        <w:rFonts w:ascii="Courier New" w:hAnsi="Courier New" w:cs="Courier New" w:hint="default"/>
+      </w:rPr>
+    </w:lvl>
+    <w:lvl w:ilvl="8" w:tplc="08090005" w:tentative="1">
+      <w:start w:val="1"/>
+      <w:numFmt w:val="bullet"/>
+      <w:lvlText w:val=""/>
+      <w:lvlJc w:val="left"/>
+      <w:pPr>
+        <w:ind w:left="6480" w:hanging="360"/>
+      </w:pPr>
+      <w:rPr>
+        <w:rFonts w:ascii="Wingdings" w:hAnsi="Wingdings" w:hint="default"/>
+      </w:rPr>
+    </w:lvl>
+  </w:abstractNum>
   <w:num w:numId="1" w16cid:durableId="2083022852">
     <w:abstractNumId w:val="0"/>
+  </w:num>
+  <w:num w:numId="2" w16cid:durableId="1054349674">
+    <w:abstractNumId w:val="1"/>
   </w:num>
 </w:numbering>
 </file>

--- a/docs/Revision1/Highlights.docx
+++ b/docs/Revision1/Highlights.docx
@@ -78,7 +78,25 @@
           <w:lang w:val="en-US"/>
           <w14:ligatures w14:val="none"/>
         </w:rPr>
-        <w:t xml:space="preserve"> and interactions between species that drive population and community scale responses has been limited.</w:t>
+        <w:t xml:space="preserve"> and interactions </w:t>
+      </w:r>
+      <w:r>
+        <w:rPr>
+          <w:rFonts w:ascii="Times New Roman" w:eastAsia="Cambria" w:hAnsi="Times New Roman" w:cs="Times New Roman"/>
+          <w:kern w:val="0"/>
+          <w:lang w:val="en-US"/>
+          <w14:ligatures w14:val="none"/>
+        </w:rPr>
+        <w:t>among</w:t>
+      </w:r>
+      <w:r>
+        <w:rPr>
+          <w:rFonts w:ascii="Times New Roman" w:eastAsia="Cambria" w:hAnsi="Times New Roman" w:cs="Times New Roman"/>
+          <w:kern w:val="0"/>
+          <w:lang w:val="en-US"/>
+          <w14:ligatures w14:val="none"/>
+        </w:rPr>
+        <w:t xml:space="preserve"> species that drive population and community scale responses has been limited.</w:t>
       </w:r>
     </w:p>
     <w:p>
@@ -180,7 +198,7 @@
           <w:lang w:val="en-US"/>
           <w14:ligatures w14:val="none"/>
         </w:rPr>
-        <w:t xml:space="preserve">We illustrate how the opportunities provided by a systems-modelling approach will rapidly advance our understanding of the impacts of extreme heat and thus </w:t>
+        <w:t xml:space="preserve">We illustrate how the opportunities provided by a systems-modelling approach will rapidly advance our understanding of the impacts of extreme heat and </w:t>
       </w:r>
       <w:proofErr w:type="spellStart"/>
       <w:r>
@@ -200,7 +218,25 @@
           <w:lang w:val="en-US"/>
           <w14:ligatures w14:val="none"/>
         </w:rPr>
-        <w:t xml:space="preserve"> new potential to mitigate these impacts.</w:t>
+        <w:t xml:space="preserve"> new potential </w:t>
+      </w:r>
+      <w:r>
+        <w:rPr>
+          <w:rFonts w:ascii="Times New Roman" w:eastAsia="Cambria" w:hAnsi="Times New Roman" w:cs="Times New Roman"/>
+          <w:kern w:val="0"/>
+          <w:lang w:val="en-US"/>
+          <w14:ligatures w14:val="none"/>
+        </w:rPr>
+        <w:t xml:space="preserve">solutions </w:t>
+      </w:r>
+      <w:r>
+        <w:rPr>
+          <w:rFonts w:ascii="Times New Roman" w:eastAsia="Cambria" w:hAnsi="Times New Roman" w:cs="Times New Roman"/>
+          <w:kern w:val="0"/>
+          <w:lang w:val="en-US"/>
+          <w14:ligatures w14:val="none"/>
+        </w:rPr>
+        <w:t>to mitigate impacts.</w:t>
       </w:r>
     </w:p>
     <w:sectPr>
